--- a/backend/stet/data/stet_fr.docx
+++ b/backend/stet/data/stet_fr.docx
@@ -70,7 +70,21 @@
                 <w:rFonts w:eastAsia="Aptos"/>
                 <w:lang w:val="fr-FR"/>
               </w:rPr>
-              <w:t>Ce mot grec est utilisé pour « père » par un enfant bien-aimé.</w:t>
+              <w:t xml:space="preserve">Ce mot </w:t>
+            </w:r>
+            <w:r>
+              <w:rPr>
+                <w:rFonts w:eastAsia="Aptos"/>
+                <w:lang w:val="fr-FR"/>
+              </w:rPr>
+              <w:t>araméen</w:t>
+            </w:r>
+            <w:r>
+              <w:rPr>
+                <w:rFonts w:eastAsia="Aptos"/>
+                <w:lang w:val="fr-FR"/>
+              </w:rPr>
+              <w:t xml:space="preserve"> est utilisé pour « père » par un enfant bien-aimé.</w:t>
             </w:r>
           </w:p>
           <w:p>
@@ -122,7 +136,21 @@
                 <w:rFonts w:eastAsia="Aptos"/>
                 <w:lang w:val="fr-FR"/>
               </w:rPr>
-              <w:t>La plupart des traductions transcrivent cela à partir du mot grec.</w:t>
+              <w:t xml:space="preserve">La plupart des traductions transcrivent cela à partir du mot </w:t>
+            </w:r>
+            <w:r>
+              <w:rPr>
+                <w:rFonts w:eastAsia="Aptos"/>
+                <w:lang w:val="fr-FR"/>
+              </w:rPr>
+              <w:t>araméen</w:t>
+            </w:r>
+            <w:r>
+              <w:rPr>
+                <w:rFonts w:eastAsia="Aptos"/>
+                <w:lang w:val="fr-FR"/>
+              </w:rPr>
+              <w:t>.</w:t>
             </w:r>
           </w:p>
         </w:tc>
@@ -5668,29 +5696,7 @@
                 <w:kern w:val="0"/>
                 <w:szCs w:val="22"/>
               </w:rPr>
-              <w:t xml:space="preserve">, </w:t>
-            </w:r>
-            <w:proofErr w:type="spellStart"/>
-            <w:r>
-              <w:rPr>
-                <w:rFonts w:eastAsia="MS Mincho"/>
-                <w:b/>
-                <w:bCs/>
-                <w:kern w:val="0"/>
-                <w:szCs w:val="22"/>
-              </w:rPr>
-              <w:t>garde</w:t>
-            </w:r>
-            <w:proofErr w:type="spellEnd"/>
-            <w:r>
-              <w:rPr>
-                <w:rFonts w:eastAsia="MS Mincho"/>
-                <w:b/>
-                <w:bCs/>
-                <w:kern w:val="0"/>
-                <w:szCs w:val="22"/>
-              </w:rPr>
-              <w:t xml:space="preserve">, </w:t>
+              <w:t xml:space="preserve">, garde, </w:t>
             </w:r>
             <w:proofErr w:type="spellStart"/>
             <w:r>
@@ -30510,18 +30516,8 @@
                 <w:b/>
                 <w:bCs/>
               </w:rPr>
-              <w:t xml:space="preserve"> </w:t>
-            </w:r>
-            <w:proofErr w:type="spellStart"/>
-            <w:r>
-              <w:rPr>
-                <w:rFonts w:eastAsia="MS Mincho"/>
-                <w:b/>
-                <w:bCs/>
-              </w:rPr>
-              <w:t>avant</w:t>
-            </w:r>
-            <w:proofErr w:type="spellEnd"/>
+              <w:t xml:space="preserve"> avant</w:t>
+            </w:r>
           </w:p>
           <w:p>
             <w:pPr>
@@ -51325,12 +51321,7 @@
 </file>
 
 <file path=customXml/item1.xml><?xml version="1.0" encoding="utf-8"?>
-<?mso-contentType ?>
-<FormTemplates xmlns="http://schemas.microsoft.com/sharepoint/v3/contenttype/forms">
-  <Display>DocumentLibraryForm</Display>
-  <Edit>DocumentLibraryForm</Edit>
-  <New>DocumentLibraryForm</New>
-</FormTemplates>
+<b:Sources xmlns:b="http://schemas.openxmlformats.org/officeDocument/2006/bibliography" xmlns="http://schemas.openxmlformats.org/officeDocument/2006/bibliography" SelectedStyle="/APASixthEditionOfficeOnline.xsl" StyleName="APA" Version="6"/>
 </file>
 
 <file path=customXml/item2.xml><?xml version="1.0" encoding="utf-8"?>
@@ -51340,7 +51331,12 @@
 </file>
 
 <file path=customXml/item3.xml><?xml version="1.0" encoding="utf-8"?>
-<b:Sources xmlns:b="http://schemas.openxmlformats.org/officeDocument/2006/bibliography" xmlns="http://schemas.openxmlformats.org/officeDocument/2006/bibliography" SelectedStyle="/APASixthEditionOfficeOnline.xsl" StyleName="APA" Version="6"/>
+<?mso-contentType ?>
+<FormTemplates xmlns="http://schemas.microsoft.com/sharepoint/v3/contenttype/forms">
+  <Display>DocumentLibraryForm</Display>
+  <Edit>DocumentLibraryForm</Edit>
+  <New>DocumentLibraryForm</New>
+</FormTemplates>
 </file>
 
 <file path=customXml/item4.xml><?xml version="1.0" encoding="utf-8"?>
@@ -51545,9 +51541,9 @@
 </file>
 
 <file path=customXml/itemProps1.xml><?xml version="1.0" encoding="utf-8"?>
-<ds:datastoreItem xmlns:ds="http://schemas.openxmlformats.org/officeDocument/2006/customXml" ds:itemID="{5E17C46A-4EA4-460A-9F5E-75B5E4137DF6}">
+<ds:datastoreItem xmlns:ds="http://schemas.openxmlformats.org/officeDocument/2006/customXml" ds:itemID="{F134FAE6-A8EB-3548-9122-720128D9AC2F}">
   <ds:schemaRefs>
-    <ds:schemaRef ds:uri="http://schemas.microsoft.com/sharepoint/v3/contenttype/forms"/>
+    <ds:schemaRef ds:uri="http://schemas.openxmlformats.org/officeDocument/2006/bibliography"/>
   </ds:schemaRefs>
 </ds:datastoreItem>
 </file>
@@ -51562,9 +51558,9 @@
 </file>
 
 <file path=customXml/itemProps3.xml><?xml version="1.0" encoding="utf-8"?>
-<ds:datastoreItem xmlns:ds="http://schemas.openxmlformats.org/officeDocument/2006/customXml" ds:itemID="{F134FAE6-A8EB-3548-9122-720128D9AC2F}">
+<ds:datastoreItem xmlns:ds="http://schemas.openxmlformats.org/officeDocument/2006/customXml" ds:itemID="{5E17C46A-4EA4-460A-9F5E-75B5E4137DF6}">
   <ds:schemaRefs>
-    <ds:schemaRef ds:uri="http://schemas.openxmlformats.org/officeDocument/2006/bibliography"/>
+    <ds:schemaRef ds:uri="http://schemas.microsoft.com/sharepoint/v3/contenttype/forms"/>
   </ds:schemaRefs>
 </ds:datastoreItem>
 </file>
